--- a/rapports/2026-06-04/EQ6/EQ6_enq2_v2/DR_013202020050/85-33-69-78.docx
+++ b/rapports/2026-06-04/EQ6/EQ6_enq2_v2/DR_013202020050/85-33-69-78.docx
@@ -544,7 +544,7 @@
                 <w:color w:val="16A34A"/>
                 <w:sz w:val="16"/>
               </w:rPr>
-              <w:t>—</w:t>
+              <w:t>s01q25, s01q30, s04q23, s01q00b, s01q30_decode, s04q23_decode</w:t>
             </w:r>
           </w:p>
         </w:tc>
@@ -814,7 +814,7 @@
                 <w:color w:val="16A34A"/>
                 <w:sz w:val="16"/>
               </w:rPr>
-              <w:t>—</w:t>
+              <w:t>s01q25, s01q30, s04q23, s01q00b, s01q30_decode, s04q23_decode</w:t>
             </w:r>
           </w:p>
         </w:tc>
@@ -1084,7 +1084,7 @@
                 <w:color w:val="16A34A"/>
                 <w:sz w:val="16"/>
               </w:rPr>
-              <w:t>—</w:t>
+              <w:t>s01q25, s01q30, s04q23, s01q00b, s01q30_decode, s04q23_decode</w:t>
             </w:r>
           </w:p>
         </w:tc>
@@ -1174,7 +1174,7 @@
                 <w:color w:val="16A34A"/>
                 <w:sz w:val="16"/>
               </w:rPr>
-              <w:t>—</w:t>
+              <w:t>s01q00b</w:t>
             </w:r>
           </w:p>
         </w:tc>
@@ -1804,7 +1804,7 @@
                 <w:color w:val="16A34A"/>
                 <w:sz w:val="16"/>
               </w:rPr>
-              <w:t>—</w:t>
+              <w:t>s01q23, s01q00b, s01q23_autre</w:t>
             </w:r>
           </w:p>
         </w:tc>
@@ -1894,7 +1894,7 @@
                 <w:color w:val="16A34A"/>
                 <w:sz w:val="16"/>
               </w:rPr>
-              <w:t>—</w:t>
+              <w:t>s01q25, s01q29, s01q30, s04q46, s01q00b</w:t>
             </w:r>
           </w:p>
         </w:tc>
@@ -2164,7 +2164,7 @@
                 <w:color w:val="16A34A"/>
                 <w:sz w:val="16"/>
               </w:rPr>
-              <w:t>—</w:t>
+              <w:t>s01q25, s01q29, s01q30, s04q46, s01q00b</w:t>
             </w:r>
           </w:p>
         </w:tc>
@@ -2614,7 +2614,7 @@
                 <w:color w:val="16A34A"/>
                 <w:sz w:val="16"/>
               </w:rPr>
-              <w:t>—</w:t>
+              <w:t>s01q63, s00q04, s02q25, s01q00b, s02q17_2, s02q15_2</w:t>
             </w:r>
           </w:p>
         </w:tc>
@@ -3064,7 +3064,7 @@
                 <w:color w:val="16A34A"/>
                 <w:sz w:val="16"/>
               </w:rPr>
-              <w:t>—</w:t>
+              <w:t>s00q04, s01q41, s02q14, s01q00b</w:t>
             </w:r>
           </w:p>
         </w:tc>
@@ -3154,7 +3154,7 @@
                 <w:color w:val="16A34A"/>
                 <w:sz w:val="16"/>
               </w:rPr>
-              <w:t>—</w:t>
+              <w:t>s01q02, s01q12, s01q13, s02q03__2, s03q01, s01q00b</w:t>
             </w:r>
           </w:p>
         </w:tc>
@@ -3334,7 +3334,7 @@
                 <w:color w:val="16A34A"/>
                 <w:sz w:val="16"/>
               </w:rPr>
-              <w:t>—</w:t>
+              <w:t>s01q63, s00q04, s02q25, s04q17, s04q21, s01q00b, s01q29_1</w:t>
             </w:r>
           </w:p>
         </w:tc>
@@ -3514,7 +3514,7 @@
                 <w:color w:val="16A34A"/>
                 <w:sz w:val="16"/>
               </w:rPr>
-              <w:t>—</w:t>
+              <w:t>s00q04, s01q41, s02q14, s01q00b</w:t>
             </w:r>
           </w:p>
         </w:tc>
@@ -3784,7 +3784,7 @@
                 <w:color w:val="16A34A"/>
                 <w:sz w:val="16"/>
               </w:rPr>
-              <w:t>—</w:t>
+              <w:t>s00q04, s01q41, s02q14, s01q00b</w:t>
             </w:r>
           </w:p>
         </w:tc>
@@ -3874,7 +3874,7 @@
                 <w:color w:val="16A34A"/>
                 <w:sz w:val="16"/>
               </w:rPr>
-              <w:t>—</w:t>
+              <w:t>s00q08, s01q28, s01q29, s01q30, s02q01__2, s02q02__2, s03q20, s04q22</w:t>
             </w:r>
           </w:p>
         </w:tc>
@@ -3964,7 +3964,7 @@
                 <w:color w:val="16A34A"/>
                 <w:sz w:val="16"/>
               </w:rPr>
-              <w:t>—</w:t>
+              <w:t>s00q08, s01q28, s01q29, s01q30, s02q01__2, s02q02__2, s03q20, s04q22</w:t>
             </w:r>
           </w:p>
         </w:tc>
@@ -4054,7 +4054,7 @@
                 <w:color w:val="16A34A"/>
                 <w:sz w:val="16"/>
               </w:rPr>
-              <w:t>—</w:t>
+              <w:t>s00q07a, s00q08, s00q10, s00q13_0, s00q15_0, s00q17_0, s00q23a, s00q23b</w:t>
             </w:r>
           </w:p>
         </w:tc>
@@ -4144,7 +4144,7 @@
                 <w:color w:val="16A34A"/>
                 <w:sz w:val="16"/>
               </w:rPr>
-              <w:t>—</w:t>
+              <w:t>s00q04, s01q41, s02q14, s01q00b</w:t>
             </w:r>
           </w:p>
         </w:tc>
@@ -4234,7 +4234,7 @@
                 <w:color w:val="16A34A"/>
                 <w:sz w:val="16"/>
               </w:rPr>
-              <w:t>—</w:t>
+              <w:t>s00q07a, s00q08, s00q10, s00q13_0, s00q15_0, s00q17_0, s00q23a, s00q23b</w:t>
             </w:r>
           </w:p>
         </w:tc>
@@ -4324,7 +4324,7 @@
                 <w:color w:val="16A34A"/>
                 <w:sz w:val="16"/>
               </w:rPr>
-              <w:t>—</w:t>
+              <w:t>s00q04, s01q41, s02q14, s01q00b</w:t>
             </w:r>
           </w:p>
         </w:tc>
@@ -4594,7 +4594,7 @@
                 <w:color w:val="16A34A"/>
                 <w:sz w:val="16"/>
               </w:rPr>
-              <w:t>—</w:t>
+              <w:t>s00q10, s01q35, s01q36, s01q37, s02q04, s02q15, s03q31, s04q22</w:t>
             </w:r>
           </w:p>
         </w:tc>
@@ -4864,7 +4864,7 @@
                 <w:color w:val="16A34A"/>
                 <w:sz w:val="16"/>
               </w:rPr>
-              <w:t>—</w:t>
+              <w:t>s00q04, s01q41, s02q14, s01q00b</w:t>
             </w:r>
           </w:p>
         </w:tc>
@@ -5044,7 +5044,7 @@
                 <w:color w:val="16A34A"/>
                 <w:sz w:val="16"/>
               </w:rPr>
-              <w:t>—</w:t>
+              <w:t>s00q04, s01q41, s02q14, s01q00b</w:t>
             </w:r>
           </w:p>
         </w:tc>
@@ -5224,7 +5224,7 @@
                 <w:color w:val="16A34A"/>
                 <w:sz w:val="16"/>
               </w:rPr>
-              <w:t>—</w:t>
+              <w:t>s00q04, s01q41, s02q14, s01q00b</w:t>
             </w:r>
           </w:p>
         </w:tc>
@@ -5404,7 +5404,7 @@
                 <w:color w:val="16A34A"/>
                 <w:sz w:val="16"/>
               </w:rPr>
-              <w:t>—</w:t>
+              <w:t>s00q04, s01q41, s02q14, s01q00b</w:t>
             </w:r>
           </w:p>
         </w:tc>
@@ -5584,7 +5584,7 @@
                 <w:color w:val="16A34A"/>
                 <w:sz w:val="16"/>
               </w:rPr>
-              <w:t>—</w:t>
+              <w:t>s00q04, s01q41, s02q14, s01q00b</w:t>
             </w:r>
           </w:p>
         </w:tc>
@@ -5764,7 +5764,7 @@
                 <w:color w:val="16A34A"/>
                 <w:sz w:val="16"/>
               </w:rPr>
-              <w:t>—</w:t>
+              <w:t>s00q04, s01q41, s02q14, s01q00b</w:t>
             </w:r>
           </w:p>
         </w:tc>
@@ -7204,7 +7204,7 @@
                 <w:color w:val="16A34A"/>
                 <w:sz w:val="16"/>
               </w:rPr>
-              <w:t>—</w:t>
+              <w:t>s01q23, s01q00b, s01q23_autre</w:t>
             </w:r>
           </w:p>
         </w:tc>
@@ -8464,7 +8464,7 @@
                 <w:color w:val="16A34A"/>
                 <w:sz w:val="16"/>
               </w:rPr>
-              <w:t>—</w:t>
+              <w:t>s01q23, s01q00b, s01q23_autre</w:t>
             </w:r>
           </w:p>
         </w:tc>
@@ -8824,7 +8824,7 @@
                 <w:color w:val="16A34A"/>
                 <w:sz w:val="16"/>
               </w:rPr>
-              <w:t>—</w:t>
+              <w:t>s01q23, s01q00b, s01q23_autre</w:t>
             </w:r>
           </w:p>
         </w:tc>
@@ -9544,7 +9544,7 @@
                 <w:color w:val="16A34A"/>
                 <w:sz w:val="16"/>
               </w:rPr>
-              <w:t>—</w:t>
+              <w:t>s00q07a, s00q08, s00q10, s00q13_0, s00q15_0, s00q17_0, s00q23a, s00q23b</w:t>
             </w:r>
           </w:p>
         </w:tc>
@@ -9634,7 +9634,7 @@
                 <w:color w:val="16A34A"/>
                 <w:sz w:val="16"/>
               </w:rPr>
-              <w:t>—</w:t>
+              <w:t>s01q25, s01q29, s01q30, s04q46, s01q00b</w:t>
             </w:r>
           </w:p>
         </w:tc>
@@ -9724,7 +9724,7 @@
                 <w:color w:val="16A34A"/>
                 <w:sz w:val="16"/>
               </w:rPr>
-              <w:t>—</w:t>
+              <w:t>s00q07a, s00q08, s00q10, s00q13_0, s00q15_0, s00q17_0, s00q23a, s00q23b</w:t>
             </w:r>
           </w:p>
         </w:tc>
@@ -9814,7 +9814,7 @@
                 <w:color w:val="16A34A"/>
                 <w:sz w:val="16"/>
               </w:rPr>
-              <w:t>—</w:t>
+              <w:t>s00q11, s01q03b, s01q04b, s02q01__1, s02q02__1, s02q03__1, s02q04, s02q15</w:t>
             </w:r>
           </w:p>
         </w:tc>
@@ -9904,7 +9904,7 @@
                 <w:color w:val="16A34A"/>
                 <w:sz w:val="16"/>
               </w:rPr>
-              <w:t>—</w:t>
+              <w:t>s01q41, s02q20, s02q21, s02q22, s03q37__4, s03q39a, s03q39b, s03q39c</w:t>
             </w:r>
           </w:p>
         </w:tc>
@@ -9994,7 +9994,7 @@
                 <w:color w:val="16A34A"/>
                 <w:sz w:val="16"/>
               </w:rPr>
-              <w:t>—</w:t>
+              <w:t>s01q23, s01q00b, s01q23_autre</w:t>
             </w:r>
           </w:p>
         </w:tc>
@@ -10084,7 +10084,7 @@
                 <w:color w:val="16A34A"/>
                 <w:sz w:val="16"/>
               </w:rPr>
-              <w:t>—</w:t>
+              <w:t>s01q23, s01q00b, s01q23_autre</w:t>
             </w:r>
           </w:p>
         </w:tc>
@@ -10174,7 +10174,7 @@
                 <w:color w:val="16A34A"/>
                 <w:sz w:val="16"/>
               </w:rPr>
-              <w:t>—</w:t>
+              <w:t>s00q27, s01q03a, s01q03b, s01q03c, s02q04, s03q14, s04q15, s04q16</w:t>
             </w:r>
           </w:p>
         </w:tc>
@@ -10264,7 +10264,7 @@
                 <w:color w:val="16A34A"/>
                 <w:sz w:val="16"/>
               </w:rPr>
-              <w:t>—</w:t>
+              <w:t>s01q25, s01q29, s01q30, s04q46, s01q00b</w:t>
             </w:r>
           </w:p>
         </w:tc>
@@ -10354,7 +10354,7 @@
                 <w:color w:val="16A34A"/>
                 <w:sz w:val="16"/>
               </w:rPr>
-              <w:t>—</w:t>
+              <w:t>s01q25, s01q29, s01q30, s04q46, s01q00b</w:t>
             </w:r>
           </w:p>
         </w:tc>
@@ -10444,7 +10444,7 @@
                 <w:color w:val="16A34A"/>
                 <w:sz w:val="16"/>
               </w:rPr>
-              <w:t>—</w:t>
+              <w:t>s01q25, s01q29, s01q30, s04q46, s01q00b</w:t>
             </w:r>
           </w:p>
         </w:tc>
@@ -10534,7 +10534,7 @@
                 <w:color w:val="16A34A"/>
                 <w:sz w:val="16"/>
               </w:rPr>
-              <w:t>—</w:t>
+              <w:t>s01q25, s01q29, s01q30, s04q46, s01q00b</w:t>
             </w:r>
           </w:p>
         </w:tc>
@@ -10624,7 +10624,7 @@
                 <w:color w:val="16A34A"/>
                 <w:sz w:val="16"/>
               </w:rPr>
-              <w:t>—</w:t>
+              <w:t>s01q25, s01q29, s01q30, s04q46, s01q00b</w:t>
             </w:r>
           </w:p>
         </w:tc>
@@ -10714,7 +10714,7 @@
                 <w:color w:val="16A34A"/>
                 <w:sz w:val="16"/>
               </w:rPr>
-              <w:t>—</w:t>
+              <w:t>s01q25, s01q29, s01q30, s04q46, s01q00b</w:t>
             </w:r>
           </w:p>
         </w:tc>
@@ -10804,7 +10804,7 @@
                 <w:color w:val="16A34A"/>
                 <w:sz w:val="16"/>
               </w:rPr>
-              <w:t>—</w:t>
+              <w:t>s01q25, s01q29, s01q30, s04q46, s01q00b</w:t>
             </w:r>
           </w:p>
         </w:tc>
@@ -10894,7 +10894,7 @@
                 <w:color w:val="16A34A"/>
                 <w:sz w:val="16"/>
               </w:rPr>
-              <w:t>—</w:t>
+              <w:t>s01q25, s01q29, s01q30, s04q46, s01q00b</w:t>
             </w:r>
           </w:p>
         </w:tc>
@@ -10984,7 +10984,7 @@
                 <w:color w:val="16A34A"/>
                 <w:sz w:val="16"/>
               </w:rPr>
-              <w:t>—</w:t>
+              <w:t>s01q25, s01q29, s01q30, s04q46, s01q00b</w:t>
             </w:r>
           </w:p>
         </w:tc>
@@ -11074,7 +11074,7 @@
                 <w:color w:val="16A34A"/>
                 <w:sz w:val="16"/>
               </w:rPr>
-              <w:t>—</w:t>
+              <w:t>s01q25, s01q29, s01q30, s04q46, s01q00b</w:t>
             </w:r>
           </w:p>
         </w:tc>
@@ -11164,7 +11164,7 @@
                 <w:color w:val="16A34A"/>
                 <w:sz w:val="16"/>
               </w:rPr>
-              <w:t>—</w:t>
+              <w:t>s01q25, s01q29, s01q30, s04q46, s01q00b</w:t>
             </w:r>
           </w:p>
         </w:tc>
@@ -11254,7 +11254,7 @@
                 <w:color w:val="16A34A"/>
                 <w:sz w:val="16"/>
               </w:rPr>
-              <w:t>—</w:t>
+              <w:t>s01q25, s01q29, s01q30, s04q46, s01q00b</w:t>
             </w:r>
           </w:p>
         </w:tc>
@@ -11344,7 +11344,7 @@
                 <w:color w:val="16A34A"/>
                 <w:sz w:val="16"/>
               </w:rPr>
-              <w:t>—</w:t>
+              <w:t>s01q25, s01q29, s01q30, s04q46, s01q00b</w:t>
             </w:r>
           </w:p>
         </w:tc>
@@ -11434,7 +11434,7 @@
                 <w:color w:val="16A34A"/>
                 <w:sz w:val="16"/>
               </w:rPr>
-              <w:t>—</w:t>
+              <w:t>s01q25, s01q29, s01q30, s04q46, s01q00b</w:t>
             </w:r>
           </w:p>
         </w:tc>
@@ -11524,7 +11524,7 @@
                 <w:color w:val="16A34A"/>
                 <w:sz w:val="16"/>
               </w:rPr>
-              <w:t>—</w:t>
+              <w:t>s00q10, s01q35, s01q36, s01q37, s02q04, s02q15, s03q31, s04q22</w:t>
             </w:r>
           </w:p>
         </w:tc>
@@ -11614,7 +11614,7 @@
                 <w:color w:val="16A34A"/>
                 <w:sz w:val="16"/>
               </w:rPr>
-              <w:t>—</w:t>
+              <w:t>s00q07a, s00q08, s00q10, s00q13_0, s00q15_0, s00q17_0, s00q23a, s00q23b</w:t>
             </w:r>
           </w:p>
         </w:tc>
@@ -11704,7 +11704,7 @@
                 <w:color w:val="16A34A"/>
                 <w:sz w:val="16"/>
               </w:rPr>
-              <w:t>—</w:t>
+              <w:t>s00q10, s01q35, s01q36, s01q37, s02q04, s02q15, s03q31, s04q22</w:t>
             </w:r>
           </w:p>
         </w:tc>
@@ -11794,7 +11794,7 @@
                 <w:color w:val="16A34A"/>
                 <w:sz w:val="16"/>
               </w:rPr>
-              <w:t>—</w:t>
+              <w:t>s00q07a, s00q08, s00q10, s00q13_0, s00q15_0, s00q17_0, s00q23a, s00q23b</w:t>
             </w:r>
           </w:p>
         </w:tc>
@@ -11884,7 +11884,7 @@
                 <w:color w:val="16A34A"/>
                 <w:sz w:val="16"/>
               </w:rPr>
-              <w:t>—</w:t>
+              <w:t>s01q25, s01q29, s01q30, s04q46, s01q00b</w:t>
             </w:r>
           </w:p>
         </w:tc>
@@ -11974,7 +11974,7 @@
                 <w:color w:val="16A34A"/>
                 <w:sz w:val="16"/>
               </w:rPr>
-              <w:t>—</w:t>
+              <w:t>s01q25, s01q29, s01q30, s04q46, s01q00b</w:t>
             </w:r>
           </w:p>
         </w:tc>
@@ -12064,7 +12064,7 @@
                 <w:color w:val="16A34A"/>
                 <w:sz w:val="16"/>
               </w:rPr>
-              <w:t>—</w:t>
+              <w:t>s01q25, s01q29, s01q30, s04q46, s01q00b</w:t>
             </w:r>
           </w:p>
         </w:tc>
@@ -12154,7 +12154,7 @@
                 <w:color w:val="16A34A"/>
                 <w:sz w:val="16"/>
               </w:rPr>
-              <w:t>—</w:t>
+              <w:t>s01q25, s01q29, s01q30, s04q46, s01q00b</w:t>
             </w:r>
           </w:p>
         </w:tc>
@@ -12244,7 +12244,7 @@
                 <w:color w:val="16A34A"/>
                 <w:sz w:val="16"/>
               </w:rPr>
-              <w:t>—</w:t>
+              <w:t>s01q25, s01q29, s01q30, s04q46, s01q00b</w:t>
             </w:r>
           </w:p>
         </w:tc>
@@ -12334,7 +12334,7 @@
                 <w:color w:val="16A34A"/>
                 <w:sz w:val="16"/>
               </w:rPr>
-              <w:t>—</w:t>
+              <w:t>s01q25, s01q29, s01q30, s04q46, s01q00b</w:t>
             </w:r>
           </w:p>
         </w:tc>
@@ -12424,7 +12424,7 @@
                 <w:color w:val="16A34A"/>
                 <w:sz w:val="16"/>
               </w:rPr>
-              <w:t>—</w:t>
+              <w:t>s01q25, s01q29, s01q30, s04q46, s01q00b</w:t>
             </w:r>
           </w:p>
         </w:tc>
@@ -12514,7 +12514,7 @@
                 <w:color w:val="16A34A"/>
                 <w:sz w:val="16"/>
               </w:rPr>
-              <w:t>—</w:t>
+              <w:t>s01q25, s01q29, s01q30, s04q46, s01q00b</w:t>
             </w:r>
           </w:p>
         </w:tc>
@@ -12604,7 +12604,7 @@
                 <w:color w:val="16A34A"/>
                 <w:sz w:val="16"/>
               </w:rPr>
-              <w:t>—</w:t>
+              <w:t>s01q25, s01q29, s01q30, s04q46, s01q00b</w:t>
             </w:r>
           </w:p>
         </w:tc>
@@ -12694,7 +12694,7 @@
                 <w:color w:val="16A34A"/>
                 <w:sz w:val="16"/>
               </w:rPr>
-              <w:t>—</w:t>
+              <w:t>s01q25, s01q29, s01q30, s04q46, s01q00b</w:t>
             </w:r>
           </w:p>
         </w:tc>
@@ -12784,7 +12784,7 @@
                 <w:color w:val="16A34A"/>
                 <w:sz w:val="16"/>
               </w:rPr>
-              <w:t>—</w:t>
+              <w:t>s01q25, s01q29, s01q30, s04q46, s01q00b</w:t>
             </w:r>
           </w:p>
         </w:tc>
@@ -12964,7 +12964,7 @@
                 <w:color w:val="16A34A"/>
                 <w:sz w:val="16"/>
               </w:rPr>
-              <w:t>—</w:t>
+              <w:t>s01q25, s01q29, s01q30, s04q46, s01q00b</w:t>
             </w:r>
           </w:p>
         </w:tc>
@@ -13054,7 +13054,7 @@
                 <w:color w:val="16A34A"/>
                 <w:sz w:val="16"/>
               </w:rPr>
-              <w:t>—</w:t>
+              <w:t>s01q25, s01q29, s01q30, s04q46, s01q00b</w:t>
             </w:r>
           </w:p>
         </w:tc>
@@ -13144,7 +13144,7 @@
                 <w:color w:val="16A34A"/>
                 <w:sz w:val="16"/>
               </w:rPr>
-              <w:t>—</w:t>
+              <w:t>s01q25, s01q29, s01q30, s04q46, s01q00b</w:t>
             </w:r>
           </w:p>
         </w:tc>
@@ -13234,7 +13234,7 @@
                 <w:color w:val="16A34A"/>
                 <w:sz w:val="16"/>
               </w:rPr>
-              <w:t>—</w:t>
+              <w:t>s01q25, s01q29, s01q30, s04q46, s01q00b</w:t>
             </w:r>
           </w:p>
         </w:tc>
@@ -13324,7 +13324,7 @@
                 <w:color w:val="16A34A"/>
                 <w:sz w:val="16"/>
               </w:rPr>
-              <w:t>—</w:t>
+              <w:t>s01q25, s01q29, s01q30, s04q46, s01q00b</w:t>
             </w:r>
           </w:p>
         </w:tc>
@@ -13414,7 +13414,7 @@
                 <w:color w:val="16A34A"/>
                 <w:sz w:val="16"/>
               </w:rPr>
-              <w:t>—</w:t>
+              <w:t>s01q25, s01q29, s01q30, s04q46, s01q00b</w:t>
             </w:r>
           </w:p>
         </w:tc>
@@ -13504,7 +13504,7 @@
                 <w:color w:val="16A34A"/>
                 <w:sz w:val="16"/>
               </w:rPr>
-              <w:t>—</w:t>
+              <w:t>s01q25, s01q29, s01q30, s04q46, s01q00b</w:t>
             </w:r>
           </w:p>
         </w:tc>
@@ -13594,7 +13594,7 @@
                 <w:color w:val="16A34A"/>
                 <w:sz w:val="16"/>
               </w:rPr>
-              <w:t>—</w:t>
+              <w:t>s01q25, s01q29, s01q30, s04q46, s01q00b</w:t>
             </w:r>
           </w:p>
         </w:tc>
@@ -13684,7 +13684,7 @@
                 <w:color w:val="16A34A"/>
                 <w:sz w:val="16"/>
               </w:rPr>
-              <w:t>—</w:t>
+              <w:t>s01q25, s01q29, s01q30, s04q46, s01q00b</w:t>
             </w:r>
           </w:p>
         </w:tc>
@@ -13864,7 +13864,7 @@
                 <w:color w:val="16A34A"/>
                 <w:sz w:val="16"/>
               </w:rPr>
-              <w:t>—</w:t>
+              <w:t>s01q25, s01q29, s01q30, s04q46, s01q00b</w:t>
             </w:r>
           </w:p>
         </w:tc>
@@ -13954,7 +13954,7 @@
                 <w:color w:val="16A34A"/>
                 <w:sz w:val="16"/>
               </w:rPr>
-              <w:t>—</w:t>
+              <w:t>s01q25, s01q29, s01q30, s04q46, s01q00b</w:t>
             </w:r>
           </w:p>
         </w:tc>
@@ -14044,7 +14044,7 @@
                 <w:color w:val="16A34A"/>
                 <w:sz w:val="16"/>
               </w:rPr>
-              <w:t>—</w:t>
+              <w:t>s01q25, s01q29, s01q30, s04q46, s01q00b</w:t>
             </w:r>
           </w:p>
         </w:tc>
@@ -14134,7 +14134,7 @@
                 <w:color w:val="16A34A"/>
                 <w:sz w:val="16"/>
               </w:rPr>
-              <w:t>—</w:t>
+              <w:t>s01q25, s01q29, s01q30, s04q46, s01q00b</w:t>
             </w:r>
           </w:p>
         </w:tc>
@@ -14224,7 +14224,7 @@
                 <w:color w:val="16A34A"/>
                 <w:sz w:val="16"/>
               </w:rPr>
-              <w:t>—</w:t>
+              <w:t>s01q25, s01q29, s01q30, s04q46, s01q00b</w:t>
             </w:r>
           </w:p>
         </w:tc>
@@ -14314,7 +14314,7 @@
                 <w:color w:val="16A34A"/>
                 <w:sz w:val="16"/>
               </w:rPr>
-              <w:t>—</w:t>
+              <w:t>s01q25, s01q29, s01q30, s04q46, s01q00b</w:t>
             </w:r>
           </w:p>
         </w:tc>
@@ -14404,7 +14404,7 @@
                 <w:color w:val="16A34A"/>
                 <w:sz w:val="16"/>
               </w:rPr>
-              <w:t>—</w:t>
+              <w:t>s01q25, s01q29, s01q30, s04q46, s01q00b</w:t>
             </w:r>
           </w:p>
         </w:tc>
@@ -14494,7 +14494,7 @@
                 <w:color w:val="16A34A"/>
                 <w:sz w:val="16"/>
               </w:rPr>
-              <w:t>—</w:t>
+              <w:t>s01q25, s01q29, s01q30, s04q46, s01q00b</w:t>
             </w:r>
           </w:p>
         </w:tc>
@@ -14584,7 +14584,7 @@
                 <w:color w:val="16A34A"/>
                 <w:sz w:val="16"/>
               </w:rPr>
-              <w:t>—</w:t>
+              <w:t>s01q25, s01q29, s01q30, s04q46, s01q00b</w:t>
             </w:r>
           </w:p>
         </w:tc>
@@ -14674,7 +14674,7 @@
                 <w:color w:val="16A34A"/>
                 <w:sz w:val="16"/>
               </w:rPr>
-              <w:t>—</w:t>
+              <w:t>s01q25, s01q29, s01q30, s04q46, s01q00b</w:t>
             </w:r>
           </w:p>
         </w:tc>
@@ -14764,7 +14764,7 @@
                 <w:color w:val="16A34A"/>
                 <w:sz w:val="16"/>
               </w:rPr>
-              <w:t>—</w:t>
+              <w:t>s01q25, s01q29, s01q30, s04q46, s01q00b</w:t>
             </w:r>
           </w:p>
         </w:tc>
@@ -14854,7 +14854,7 @@
                 <w:color w:val="16A34A"/>
                 <w:sz w:val="16"/>
               </w:rPr>
-              <w:t>—</w:t>
+              <w:t>s01q25, s01q29, s01q30, s04q46, s01q00b</w:t>
             </w:r>
           </w:p>
         </w:tc>
@@ -14944,7 +14944,7 @@
                 <w:color w:val="16A34A"/>
                 <w:sz w:val="16"/>
               </w:rPr>
-              <w:t>—</w:t>
+              <w:t>s01q25, s01q29, s01q30, s04q46, s01q00b</w:t>
             </w:r>
           </w:p>
         </w:tc>
@@ -15034,7 +15034,7 @@
                 <w:color w:val="16A34A"/>
                 <w:sz w:val="16"/>
               </w:rPr>
-              <w:t>—</w:t>
+              <w:t>s01q25, s01q29, s01q30, s04q46, s01q00b</w:t>
             </w:r>
           </w:p>
         </w:tc>
@@ -15124,7 +15124,7 @@
                 <w:color w:val="16A34A"/>
                 <w:sz w:val="16"/>
               </w:rPr>
-              <w:t>—</w:t>
+              <w:t>s01q25, s01q29, s01q30, s04q46, s01q00b</w:t>
             </w:r>
           </w:p>
         </w:tc>
@@ -15214,7 +15214,7 @@
                 <w:color w:val="16A34A"/>
                 <w:sz w:val="16"/>
               </w:rPr>
-              <w:t>—</w:t>
+              <w:t>s01q25, s01q29, s01q30, s04q46, s01q00b</w:t>
             </w:r>
           </w:p>
         </w:tc>
@@ -15304,7 +15304,7 @@
                 <w:color w:val="16A34A"/>
                 <w:sz w:val="16"/>
               </w:rPr>
-              <w:t>—</w:t>
+              <w:t>s01q25, s01q29, s01q30, s04q46, s01q00b</w:t>
             </w:r>
           </w:p>
         </w:tc>
@@ -15394,7 +15394,7 @@
                 <w:color w:val="16A34A"/>
                 <w:sz w:val="16"/>
               </w:rPr>
-              <w:t>—</w:t>
+              <w:t>s01q25, s01q29, s01q30, s04q46, s01q00b</w:t>
             </w:r>
           </w:p>
         </w:tc>
@@ -15484,7 +15484,7 @@
                 <w:color w:val="16A34A"/>
                 <w:sz w:val="16"/>
               </w:rPr>
-              <w:t>—</w:t>
+              <w:t>s01q25, s01q29, s01q30, s04q46, s01q00b</w:t>
             </w:r>
           </w:p>
         </w:tc>
@@ -15574,7 +15574,7 @@
                 <w:color w:val="16A34A"/>
                 <w:sz w:val="16"/>
               </w:rPr>
-              <w:t>—</w:t>
+              <w:t>s01q25, s01q29, s01q30, s04q46, s01q00b</w:t>
             </w:r>
           </w:p>
         </w:tc>
@@ -15664,7 +15664,7 @@
                 <w:color w:val="16A34A"/>
                 <w:sz w:val="16"/>
               </w:rPr>
-              <w:t>—</w:t>
+              <w:t>s01q25, s01q29, s01q30, s04q46, s01q00b</w:t>
             </w:r>
           </w:p>
         </w:tc>
@@ -15754,7 +15754,7 @@
                 <w:color w:val="16A34A"/>
                 <w:sz w:val="16"/>
               </w:rPr>
-              <w:t>—</w:t>
+              <w:t>s01q25, s01q29, s01q30, s04q46, s01q00b</w:t>
             </w:r>
           </w:p>
         </w:tc>
@@ -15844,7 +15844,7 @@
                 <w:color w:val="16A34A"/>
                 <w:sz w:val="16"/>
               </w:rPr>
-              <w:t>—</w:t>
+              <w:t>s01q25, s01q29, s01q30, s04q46, s01q00b</w:t>
             </w:r>
           </w:p>
         </w:tc>
@@ -15934,7 +15934,7 @@
                 <w:color w:val="16A34A"/>
                 <w:sz w:val="16"/>
               </w:rPr>
-              <w:t>—</w:t>
+              <w:t>s01q25, s01q29, s01q30, s04q46, s01q00b</w:t>
             </w:r>
           </w:p>
         </w:tc>
@@ -16024,7 +16024,7 @@
                 <w:color w:val="16A34A"/>
                 <w:sz w:val="16"/>
               </w:rPr>
-              <w:t>—</w:t>
+              <w:t>s01q25, s01q29, s01q30, s04q46, s01q00b</w:t>
             </w:r>
           </w:p>
         </w:tc>
@@ -16114,7 +16114,7 @@
                 <w:color w:val="16A34A"/>
                 <w:sz w:val="16"/>
               </w:rPr>
-              <w:t>—</w:t>
+              <w:t>s01q25, s01q29, s01q30, s04q46, s01q00b</w:t>
             </w:r>
           </w:p>
         </w:tc>
@@ -16204,7 +16204,7 @@
                 <w:color w:val="16A34A"/>
                 <w:sz w:val="16"/>
               </w:rPr>
-              <w:t>—</w:t>
+              <w:t>s01q25, s01q29, s01q30, s04q46, s01q00b</w:t>
             </w:r>
           </w:p>
         </w:tc>
@@ -16294,7 +16294,7 @@
                 <w:color w:val="16A34A"/>
                 <w:sz w:val="16"/>
               </w:rPr>
-              <w:t>—</w:t>
+              <w:t>s01q25, s01q29, s01q30, s04q46, s01q00b</w:t>
             </w:r>
           </w:p>
         </w:tc>
@@ -16384,7 +16384,7 @@
                 <w:color w:val="16A34A"/>
                 <w:sz w:val="16"/>
               </w:rPr>
-              <w:t>—</w:t>
+              <w:t>s01q25, s01q29, s01q30, s04q46, s01q00b</w:t>
             </w:r>
           </w:p>
         </w:tc>
@@ -16474,7 +16474,7 @@
                 <w:color w:val="16A34A"/>
                 <w:sz w:val="16"/>
               </w:rPr>
-              <w:t>—</w:t>
+              <w:t>s01q25, s01q29, s01q30, s04q46, s01q00b</w:t>
             </w:r>
           </w:p>
         </w:tc>
@@ -16564,7 +16564,7 @@
                 <w:color w:val="16A34A"/>
                 <w:sz w:val="16"/>
               </w:rPr>
-              <w:t>—</w:t>
+              <w:t>s01q25, s01q29, s01q30, s04q46, s01q00b</w:t>
             </w:r>
           </w:p>
         </w:tc>
@@ -16654,7 +16654,7 @@
                 <w:color w:val="16A34A"/>
                 <w:sz w:val="16"/>
               </w:rPr>
-              <w:t>—</w:t>
+              <w:t>s01q25, s01q29, s01q30, s04q46, s01q00b</w:t>
             </w:r>
           </w:p>
         </w:tc>
@@ -16744,7 +16744,7 @@
                 <w:color w:val="16A34A"/>
                 <w:sz w:val="16"/>
               </w:rPr>
-              <w:t>—</w:t>
+              <w:t>s01q25, s01q29, s01q30, s04q46, s01q00b</w:t>
             </w:r>
           </w:p>
         </w:tc>
@@ -16834,7 +16834,7 @@
                 <w:color w:val="16A34A"/>
                 <w:sz w:val="16"/>
               </w:rPr>
-              <w:t>—</w:t>
+              <w:t>s01q25, s01q29, s01q30, s04q46, s01q00b</w:t>
             </w:r>
           </w:p>
         </w:tc>
@@ -16924,7 +16924,7 @@
                 <w:color w:val="16A34A"/>
                 <w:sz w:val="16"/>
               </w:rPr>
-              <w:t>—</w:t>
+              <w:t>s01q25, s01q29, s01q30, s04q46, s01q00b</w:t>
             </w:r>
           </w:p>
         </w:tc>
@@ -17014,7 +17014,7 @@
                 <w:color w:val="16A34A"/>
                 <w:sz w:val="16"/>
               </w:rPr>
-              <w:t>—</w:t>
+              <w:t>s01q25, s01q29, s01q30, s04q46, s01q00b</w:t>
             </w:r>
           </w:p>
         </w:tc>
@@ -17104,7 +17104,7 @@
                 <w:color w:val="16A34A"/>
                 <w:sz w:val="16"/>
               </w:rPr>
-              <w:t>—</w:t>
+              <w:t>s01q25, s01q29, s01q30, s04q46, s01q00b</w:t>
             </w:r>
           </w:p>
         </w:tc>
@@ -17194,7 +17194,7 @@
                 <w:color w:val="16A34A"/>
                 <w:sz w:val="16"/>
               </w:rPr>
-              <w:t>—</w:t>
+              <w:t>s01q25, s01q29, s01q30, s04q46, s01q00b</w:t>
             </w:r>
           </w:p>
         </w:tc>
@@ -17284,7 +17284,7 @@
                 <w:color w:val="16A34A"/>
                 <w:sz w:val="16"/>
               </w:rPr>
-              <w:t>—</w:t>
+              <w:t>s01q25, s01q29, s01q30, s04q46, s01q00b</w:t>
             </w:r>
           </w:p>
         </w:tc>
@@ -17374,7 +17374,7 @@
                 <w:color w:val="16A34A"/>
                 <w:sz w:val="16"/>
               </w:rPr>
-              <w:t>—</w:t>
+              <w:t>s01q25, s01q29, s01q30, s04q46, s01q00b</w:t>
             </w:r>
           </w:p>
         </w:tc>
@@ -17464,7 +17464,7 @@
                 <w:color w:val="16A34A"/>
                 <w:sz w:val="16"/>
               </w:rPr>
-              <w:t>—</w:t>
+              <w:t>s01q25, s01q29, s01q30, s04q46, s01q00b</w:t>
             </w:r>
           </w:p>
         </w:tc>
@@ -17554,7 +17554,7 @@
                 <w:color w:val="16A34A"/>
                 <w:sz w:val="16"/>
               </w:rPr>
-              <w:t>—</w:t>
+              <w:t>s01q25, s01q29, s01q30, s04q46, s01q00b</w:t>
             </w:r>
           </w:p>
         </w:tc>
@@ -17644,7 +17644,7 @@
                 <w:color w:val="16A34A"/>
                 <w:sz w:val="16"/>
               </w:rPr>
-              <w:t>—</w:t>
+              <w:t>s01q25, s01q29, s01q30, s04q46, s01q00b</w:t>
             </w:r>
           </w:p>
         </w:tc>
@@ -17734,7 +17734,7 @@
                 <w:color w:val="16A34A"/>
                 <w:sz w:val="16"/>
               </w:rPr>
-              <w:t>—</w:t>
+              <w:t>s01q25, s01q29, s01q30, s04q46, s01q00b</w:t>
             </w:r>
           </w:p>
         </w:tc>
@@ -17824,7 +17824,7 @@
                 <w:color w:val="16A34A"/>
                 <w:sz w:val="16"/>
               </w:rPr>
-              <w:t>—</w:t>
+              <w:t>s01q25, s01q29, s01q30, s04q46, s01q00b</w:t>
             </w:r>
           </w:p>
         </w:tc>
@@ -17914,7 +17914,7 @@
                 <w:color w:val="16A34A"/>
                 <w:sz w:val="16"/>
               </w:rPr>
-              <w:t>—</w:t>
+              <w:t>s01q25, s01q29, s01q30, s04q46, s01q00b</w:t>
             </w:r>
           </w:p>
         </w:tc>
@@ -18004,7 +18004,7 @@
                 <w:color w:val="16A34A"/>
                 <w:sz w:val="16"/>
               </w:rPr>
-              <w:t>—</w:t>
+              <w:t>s00q27, s01q03a, s01q03b, s01q03c, s02q04, s03q14, s04q15, s04q16</w:t>
             </w:r>
           </w:p>
         </w:tc>
@@ -18094,7 +18094,7 @@
                 <w:color w:val="16A34A"/>
                 <w:sz w:val="16"/>
               </w:rPr>
-              <w:t>—</w:t>
+              <w:t>s00q27, s01q03a, s01q03b, s01q03c, s02q04, s03q14, s04q15, s04q16</w:t>
             </w:r>
           </w:p>
         </w:tc>
@@ -18184,7 +18184,7 @@
                 <w:color w:val="16A34A"/>
                 <w:sz w:val="16"/>
               </w:rPr>
-              <w:t>—</w:t>
+              <w:t>s00q04, s01q41a, s01q00b</w:t>
             </w:r>
           </w:p>
         </w:tc>
